--- a/docs/legal/T.Rodionova — Политика обработки ПДн.docx
+++ b/docs/legal/T.Rodionova — Политика обработки ПДн.docx
@@ -406,7 +406,7 @@
       </w:pPr>
       <w:r>
         <w:rPr/>
-        <w:t>3.3. Обращения и запросы субъектов персональных данных принимаются по адресу электронной почты privacy@tr-rodionova.ru и почтовым отправлением по адресу [Почтовый адрес для обращений]. Телефон для справок: +7 (495) 000-00-00.</w:t>
+        <w:t>3.3. Обращения и запросы субъектов персональных данных принимаются по адресу электронной почты privacy@tr-rodionova.ru и почтовым отправлением по адресу [Почтовый адрес для обращений]. Телефон для справок: [Телефон].</w:t>
       </w:r>
     </w:p>
     <w:p>
@@ -1532,7 +1532,7 @@
       </w:pPr>
       <w:r>
         <w:rPr/>
-        <w:t>8.5. Оператор не принимает решений, порождающих юридические последствия для субъекта или иным образом затрагивающих его права, исключительно на основании автоматизированной обработки персональных данных. Присвоение уровня в Программе и начисление баллов — это арифметический расчет по Правилам Программы на основании сведений о покупках, а не оценка личных качеств. Пользователь вправе запросить проверку расчета, обратившись по адресу care@tr-rodionova.ru.</w:t>
+        <w:t>8.5. Оператор не принимает решений, порождающих юридические последствия для субъекта или иным образом затрагивающих его права, исключительно на основании автоматизированной обработки персональных данных. Присвоение уровня в Программе и начисление баллов — это арифметический расчет по Правилам Программы на основании сведений о покупках, а не оценка личных качеств. Пользователь вправе запросить проверку расчета, обратившись по адресу [Email].</w:t>
       </w:r>
     </w:p>
     <w:p>
@@ -1746,7 +1746,7 @@
       </w:pPr>
       <w:r>
         <w:rPr/>
-        <w:t xml:space="preserve">сервису веб-аналитики [Сервис веб-аналитики — при использовании] — данные cookie и технические данные, только при наличии согласия Посетителя; </w:t>
+        <w:t xml:space="preserve">сервису веб-аналитики Яндекс Метрика (ООО «Яндекс», Российская Федерация) — данные cookie и технические данные (п. 6.3), а при включенной функции «Вебвизор» также запись действий Посетителя на страницах Сайта (движения и нажатия мыши, прокрутка, переходы, заполнение полей форм, за исключением полей паролей и платежных данных), — только при наличии согласия Посетителя, выраженного в баннере о cookie; записи «Вебвизора» хранятся сервисом не более 14 дней; </w:t>
       </w:r>
     </w:p>
     <w:p>
@@ -1822,7 +1822,7 @@
       </w:pPr>
       <w:r>
         <w:rPr/>
-        <w:t>10.2. Оператор не использует иностранные облачные сервисы для хранения персональных данных клиентов. Если клиент по своей инициативе обращается к Оператору через мессенджер или социальную сеть (Telegram, WhatsApp, Instagram, ВКонтакте), сообщения передаются через выбранный клиентом сервис на условиях этого сервиса. Оператор отвечает в том же канале, сохраняет переписку только во внутренней системе учёта клиентов на серверах в Российской Федерации, не запрашивает и не направляет через мессенджеры паспортные данные и реквизиты банковских карт. Клиент может в любой момент перейти в чат в Личном кабинете на Сайте или написать на care@tr-rodionova.ru.</w:t>
+        <w:t>10.2. Оператор не использует иностранные облачные сервисы для хранения персональных данных клиентов. Если клиент по своей инициативе обращается к Оператору через мессенджер или социальную сеть (Telegram, WhatsApp, Instagram, ВКонтакте), сообщения передаются через выбранный клиентом сервис на условиях этого сервиса. Оператор отвечает в том же канале, сохраняет переписку только во внутренней системе учёта клиентов на серверах в Российской Федерации, не запрашивает и не направляет через мессенджеры паспортные данные и реквизиты банковских карт. Клиент может в любой момент перейти в чат в Личном кабинете на Сайте или написать на [Email].</w:t>
       </w:r>
     </w:p>
     <w:p>
@@ -2445,11 +2445,11 @@
         <w:rPr>
           <w:rStyle w:val="Strong"/>
         </w:rPr>
-        <w:t>аналитические cookie</w:t>
-      </w:r>
-      <w:r>
-        <w:rPr/>
-        <w:t xml:space="preserve"> — используются только при подключении сервиса веб-аналитики [Сервис веб-аналитики — при использовании] и только после согласия Посетителя в баннере о cookie. </w:t>
+        <w:t>аналитические cookie Яндекс Метрики</w:t>
+      </w:r>
+      <w:r>
+        <w:rPr/>
+        <w:t xml:space="preserve"> («_ym_uid» — 1 год, «_ym_d» — 1 год, «_ym_isad» — 2 дня, «_ym_visorc» — 30 минут) — устанавливаются только после согласия Посетителя в баннере о cookie и используются для статистики посещаемости, анализа удобства Сайта и записи действий на страницах («Вебвизор»). </w:t>
       </w:r>
     </w:p>
     <w:p>
@@ -2651,7 +2651,7 @@
       </w:pPr>
       <w:r>
         <w:rPr/>
-        <w:t>15.2. Пользователь может самостоятельно изменить свои данные в личном кабинете, за исключением даты рождения, которая изменяется по обращению по адресу care@tr-rodionova.ru.</w:t>
+        <w:t>15.2. Пользователь может самостоятельно изменить свои данные в личном кабинете, за исключением даты рождения, которая изменяется по обращению по адресу [Email].</w:t>
       </w:r>
     </w:p>
     <w:p>
@@ -2729,7 +2729,7 @@
       </w:pPr>
       <w:r>
         <w:rPr/>
-        <w:t>16.6. Пользователь может удалить аккаунт, направив запрос на адрес privacy@tr-rodionova.ru или care@tr-rodionova.ru с адреса электронной почты, указанного в личном кабинете. При удалении аккаунта баллы Программы аннулируются, а персональные данные уничтожаются в порядке раздела 12.</w:t>
+        <w:t>16.6. Пользователь может удалить аккаунт, направив запрос на адрес privacy@tr-rodionova.ru или [Email] с адреса электронной почты, указанного в личном кабинете. При удалении аккаунта баллы Программы аннулируются, а персональные данные уничтожаются в порядке раздела 12.</w:t>
       </w:r>
     </w:p>
     <w:p>
